--- a/02_论文/AI工具使用详情.docx
+++ b/02_论文/AI工具使用详情.docx
@@ -14,28 +14,10 @@
     </w:p>
     <w:p>
       <w:pPr>
-        <w:pStyle w:val="BlockText"/>
-      </w:pPr>
-      <w:r>
-        <w:t xml:space="preserve">提交说明：本文件为《全国大学生数学建模竞赛人工智能工具使用规定（2026 年试行）》第 4 条所要求的支撑材料。正式提交时请导出为 PDF，文件名固定为</w:t>
-      </w:r>
-      <w:r>
-        <w:t xml:space="preserve"> </w:t>
-      </w:r>
-      <w:r>
-        <w:rPr>
-          <w:b/>
-        </w:rPr>
-        <w:t xml:space="preserve">AI工具使用详情.pdf</w:t>
-      </w:r>
-      <w:r>
-        <w:t xml:space="preserve">。</w:t>
-      </w:r>
-      <w:r>
-        <w:t xml:space="preserve"> </w:t>
-      </w:r>
-      <w:r>
-        <w:t xml:space="preserve">队内提醒：提交前请三名队员过一遍第五节，确认与实际操作一致，并在文末签名。</w:t>
+        <w:pStyle w:val="FirstParagraph"/>
+      </w:pPr>
+      <w:r>
+        <w:t xml:space="preserve">本文件为《全国大学生数学建模竞赛人工智能工具使用规定（2026 年试行）》第 4 条所要求的支撑材料。</w:t>
       </w:r>
     </w:p>
     <w:p>
@@ -940,7 +922,7 @@
     </w:lvl>
   </w:abstractNum>
   <w:abstractNum w:abstractNumId="990">
-    <w:nsid w:val="fcdc40b9"/>
+    <w:nsid w:val="4fd65a4b"/>
     <w:multiLevelType w:val="multilevel"/>
     <w:lvl w:ilvl="0">
       <w:numFmt w:val="bullet"/>
@@ -1021,7 +1003,7 @@
     </w:lvl>
   </w:abstractNum>
   <w:abstractNum w:abstractNumId="99411">
-    <w:nsid w:val="eb9ee540"/>
+    <w:nsid w:val="c13a6474"/>
     <w:multiLevelType w:val="multilevel"/>
     <w:lvl w:ilvl="0">
       <w:start w:val="1"/>
